--- a/FARHANA ABBASI_timetable.docx
+++ b/FARHANA ABBASI_timetable.docx
@@ -22,92 +22,116 @@
         <w:tblLook w:firstColumn="1" w:firstRow="1" w:lastColumn="0" w:lastRow="0" w:noHBand="0" w:noVBand="1" w:val="04A0"/>
       </w:tblPr>
       <w:tblGrid>
-        <w:gridCol w:w="1080"/>
-        <w:gridCol w:w="1080"/>
-        <w:gridCol w:w="1080"/>
-        <w:gridCol w:w="1080"/>
-        <w:gridCol w:w="1080"/>
-        <w:gridCol w:w="1080"/>
-        <w:gridCol w:w="1080"/>
-        <w:gridCol w:w="1080"/>
+        <w:gridCol w:w="1530"/>
+        <w:gridCol w:w="1530"/>
+        <w:gridCol w:w="1530"/>
+        <w:gridCol w:w="1530"/>
+        <w:gridCol w:w="1530"/>
+        <w:gridCol w:w="1530"/>
+        <w:gridCol w:w="1530"/>
+        <w:gridCol w:w="1530"/>
       </w:tblGrid>
       <w:tr>
         <w:tc>
           <w:tcPr>
-            <w:tcW w:type="dxa" w:w="1080"/>
+            <w:tcW w:type="dxa" w:w="1530"/>
           </w:tcPr>
           <w:p>
             <w:r>
+              <w:rPr>
+                <w:b/>
+              </w:rPr>
               <w:t>Period</w:t>
             </w:r>
           </w:p>
         </w:tc>
         <w:tc>
           <w:tcPr>
-            <w:tcW w:type="dxa" w:w="1080"/>
+            <w:tcW w:type="dxa" w:w="1530"/>
           </w:tcPr>
           <w:p>
             <w:r>
-              <w:t>Mon-Thu Time</w:t>
+              <w:rPr>
+                <w:b/>
+              </w:rPr>
+              <w:t>Mon-Wed Time</w:t>
             </w:r>
           </w:p>
         </w:tc>
         <w:tc>
           <w:tcPr>
-            <w:tcW w:type="dxa" w:w="1080"/>
+            <w:tcW w:type="dxa" w:w="1530"/>
           </w:tcPr>
           <w:p>
             <w:r>
+              <w:rPr>
+                <w:b/>
+              </w:rPr>
               <w:t>Mon</w:t>
             </w:r>
           </w:p>
         </w:tc>
         <w:tc>
           <w:tcPr>
-            <w:tcW w:type="dxa" w:w="1080"/>
+            <w:tcW w:type="dxa" w:w="1530"/>
           </w:tcPr>
           <w:p>
             <w:r>
+              <w:rPr>
+                <w:b/>
+              </w:rPr>
               <w:t>Tue</w:t>
             </w:r>
           </w:p>
         </w:tc>
         <w:tc>
           <w:tcPr>
-            <w:tcW w:type="dxa" w:w="1080"/>
+            <w:tcW w:type="dxa" w:w="1530"/>
           </w:tcPr>
           <w:p>
             <w:r>
+              <w:rPr>
+                <w:b/>
+              </w:rPr>
               <w:t>Wed</w:t>
             </w:r>
           </w:p>
         </w:tc>
         <w:tc>
           <w:tcPr>
-            <w:tcW w:type="dxa" w:w="1080"/>
+            <w:tcW w:type="dxa" w:w="1530"/>
           </w:tcPr>
           <w:p>
             <w:r>
+              <w:rPr>
+                <w:b/>
+              </w:rPr>
               <w:t>Thu</w:t>
             </w:r>
           </w:p>
         </w:tc>
         <w:tc>
           <w:tcPr>
-            <w:tcW w:type="dxa" w:w="1080"/>
+            <w:tcW w:type="dxa" w:w="1530"/>
           </w:tcPr>
           <w:p>
             <w:r>
+              <w:rPr>
+                <w:b/>
+              </w:rPr>
               <w:t>Fri</w:t>
             </w:r>
           </w:p>
         </w:tc>
         <w:tc>
           <w:tcPr>
-            <w:tcW w:type="dxa" w:w="1080"/>
+            <w:tcW w:type="dxa" w:w="1530"/>
           </w:tcPr>
           <w:p>
             <w:r>
+              <w:rPr>
+                <w:b/>
+              </w:rPr>
               <w:t>Fri Time</w:t>
             </w:r>
           </w:p>
@@ -116,7 +140,7 @@
       <w:tr>
         <w:tc>
           <w:tcPr>
-            <w:tcW w:type="dxa" w:w="1080"/>
+            <w:tcW w:type="dxa" w:w="1530"/>
           </w:tcPr>
           <w:p>
             <w:r>
@@ -126,7 +150,7 @@
         </w:tc>
         <w:tc>
           <w:tcPr>
-            <w:tcW w:type="dxa" w:w="1080"/>
+            <w:tcW w:type="dxa" w:w="1530"/>
           </w:tcPr>
           <w:p>
             <w:r>
@@ -136,15 +160,7 @@
         </w:tc>
         <w:tc>
           <w:tcPr>
-            <w:tcW w:type="dxa" w:w="1080"/>
-          </w:tcPr>
-          <w:p>
-            <w:r/>
-          </w:p>
-        </w:tc>
-        <w:tc>
-          <w:tcPr>
-            <w:tcW w:type="dxa" w:w="1080"/>
+            <w:tcW w:type="dxa" w:w="1530"/>
           </w:tcPr>
           <w:p>
             <w:r>
@@ -156,7 +172,7 @@
         </w:tc>
         <w:tc>
           <w:tcPr>
-            <w:tcW w:type="dxa" w:w="1080"/>
+            <w:tcW w:type="dxa" w:w="1530"/>
           </w:tcPr>
           <w:p>
             <w:r>
@@ -168,7 +184,7 @@
         </w:tc>
         <w:tc>
           <w:tcPr>
-            <w:tcW w:type="dxa" w:w="1080"/>
+            <w:tcW w:type="dxa" w:w="1530"/>
           </w:tcPr>
           <w:p>
             <w:r>
@@ -180,7 +196,7 @@
         </w:tc>
         <w:tc>
           <w:tcPr>
-            <w:tcW w:type="dxa" w:w="1080"/>
+            <w:tcW w:type="dxa" w:w="1530"/>
           </w:tcPr>
           <w:p>
             <w:r>
@@ -192,7 +208,15 @@
         </w:tc>
         <w:tc>
           <w:tcPr>
-            <w:tcW w:type="dxa" w:w="1080"/>
+            <w:tcW w:type="dxa" w:w="1530"/>
+          </w:tcPr>
+          <w:p>
+            <w:r/>
+          </w:p>
+        </w:tc>
+        <w:tc>
+          <w:tcPr>
+            <w:tcW w:type="dxa" w:w="1530"/>
           </w:tcPr>
           <w:p>
             <w:r>
@@ -204,7 +228,7 @@
       <w:tr>
         <w:tc>
           <w:tcPr>
-            <w:tcW w:type="dxa" w:w="1080"/>
+            <w:tcW w:type="dxa" w:w="1530"/>
           </w:tcPr>
           <w:p>
             <w:r>
@@ -214,7 +238,7 @@
         </w:tc>
         <w:tc>
           <w:tcPr>
-            <w:tcW w:type="dxa" w:w="1080"/>
+            <w:tcW w:type="dxa" w:w="1530"/>
           </w:tcPr>
           <w:p>
             <w:r>
@@ -224,23 +248,7 @@
         </w:tc>
         <w:tc>
           <w:tcPr>
-            <w:tcW w:type="dxa" w:w="1080"/>
-          </w:tcPr>
-          <w:p>
-            <w:r/>
-          </w:p>
-        </w:tc>
-        <w:tc>
-          <w:tcPr>
-            <w:tcW w:type="dxa" w:w="1080"/>
-          </w:tcPr>
-          <w:p>
-            <w:r/>
-          </w:p>
-        </w:tc>
-        <w:tc>
-          <w:tcPr>
-            <w:tcW w:type="dxa" w:w="1080"/>
+            <w:tcW w:type="dxa" w:w="1530"/>
           </w:tcPr>
           <w:p>
             <w:r>
@@ -252,7 +260,7 @@
         </w:tc>
         <w:tc>
           <w:tcPr>
-            <w:tcW w:type="dxa" w:w="1080"/>
+            <w:tcW w:type="dxa" w:w="1530"/>
           </w:tcPr>
           <w:p>
             <w:r/>
@@ -260,7 +268,7 @@
         </w:tc>
         <w:tc>
           <w:tcPr>
-            <w:tcW w:type="dxa" w:w="1080"/>
+            <w:tcW w:type="dxa" w:w="1530"/>
           </w:tcPr>
           <w:p>
             <w:r>
@@ -272,7 +280,27 @@
         </w:tc>
         <w:tc>
           <w:tcPr>
-            <w:tcW w:type="dxa" w:w="1080"/>
+            <w:tcW w:type="dxa" w:w="1530"/>
+          </w:tcPr>
+          <w:p>
+            <w:r>
+              <w:t>10C</w:t>
+              <w:br/>
+              <w:t>PHYSICS</w:t>
+            </w:r>
+          </w:p>
+        </w:tc>
+        <w:tc>
+          <w:tcPr>
+            <w:tcW w:type="dxa" w:w="1530"/>
+          </w:tcPr>
+          <w:p>
+            <w:r/>
+          </w:p>
+        </w:tc>
+        <w:tc>
+          <w:tcPr>
+            <w:tcW w:type="dxa" w:w="1530"/>
           </w:tcPr>
           <w:p>
             <w:r>
@@ -284,7 +312,7 @@
       <w:tr>
         <w:tc>
           <w:tcPr>
-            <w:tcW w:type="dxa" w:w="1080"/>
+            <w:tcW w:type="dxa" w:w="1530"/>
           </w:tcPr>
           <w:p>
             <w:r>
@@ -294,7 +322,7 @@
         </w:tc>
         <w:tc>
           <w:tcPr>
-            <w:tcW w:type="dxa" w:w="1080"/>
+            <w:tcW w:type="dxa" w:w="1530"/>
           </w:tcPr>
           <w:p>
             <w:r>
@@ -304,7 +332,99 @@
         </w:tc>
         <w:tc>
           <w:tcPr>
-            <w:tcW w:type="dxa" w:w="1080"/>
+            <w:tcW w:type="dxa" w:w="1530"/>
+          </w:tcPr>
+          <w:p>
+            <w:r/>
+          </w:p>
+        </w:tc>
+        <w:tc>
+          <w:tcPr>
+            <w:tcW w:type="dxa" w:w="1530"/>
+          </w:tcPr>
+          <w:p>
+            <w:r>
+              <w:t>9C</w:t>
+              <w:br/>
+              <w:t>PHYSICS</w:t>
+            </w:r>
+          </w:p>
+        </w:tc>
+        <w:tc>
+          <w:tcPr>
+            <w:tcW w:type="dxa" w:w="1530"/>
+          </w:tcPr>
+          <w:p>
+            <w:r>
+              <w:t>9A</w:t>
+              <w:br/>
+              <w:t>PHYSICS</w:t>
+            </w:r>
+          </w:p>
+        </w:tc>
+        <w:tc>
+          <w:tcPr>
+            <w:tcW w:type="dxa" w:w="1530"/>
+          </w:tcPr>
+          <w:p>
+            <w:r/>
+          </w:p>
+        </w:tc>
+        <w:tc>
+          <w:tcPr>
+            <w:tcW w:type="dxa" w:w="1530"/>
+          </w:tcPr>
+          <w:p>
+            <w:r/>
+          </w:p>
+        </w:tc>
+        <w:tc>
+          <w:tcPr>
+            <w:tcW w:type="dxa" w:w="1530"/>
+          </w:tcPr>
+          <w:p>
+            <w:r>
+              <w:t>9:15-9:50</w:t>
+            </w:r>
+          </w:p>
+        </w:tc>
+      </w:tr>
+      <w:tr>
+        <w:tc>
+          <w:tcPr>
+            <w:tcW w:type="dxa" w:w="1530"/>
+          </w:tcPr>
+          <w:p>
+            <w:r>
+              <w:t>P4</w:t>
+            </w:r>
+          </w:p>
+        </w:tc>
+        <w:tc>
+          <w:tcPr>
+            <w:tcW w:type="dxa" w:w="1530"/>
+          </w:tcPr>
+          <w:p>
+            <w:r>
+              <w:t>10:10-10:50</w:t>
+            </w:r>
+          </w:p>
+        </w:tc>
+        <w:tc>
+          <w:tcPr>
+            <w:tcW w:type="dxa" w:w="1530"/>
+          </w:tcPr>
+          <w:p>
+            <w:r>
+              <w:t>9C</w:t>
+              <w:br/>
+              <w:t>PHYSICS</w:t>
+            </w:r>
+          </w:p>
+        </w:tc>
+        <w:tc>
+          <w:tcPr>
+            <w:tcW w:type="dxa" w:w="1530"/>
           </w:tcPr>
           <w:p>
             <w:r>
@@ -316,7 +436,7 @@
         </w:tc>
         <w:tc>
           <w:tcPr>
-            <w:tcW w:type="dxa" w:w="1080"/>
+            <w:tcW w:type="dxa" w:w="1530"/>
           </w:tcPr>
           <w:p>
             <w:r/>
@@ -324,7 +444,7 @@
         </w:tc>
         <w:tc>
           <w:tcPr>
-            <w:tcW w:type="dxa" w:w="1080"/>
+            <w:tcW w:type="dxa" w:w="1530"/>
           </w:tcPr>
           <w:p>
             <w:r/>
@@ -332,7 +452,151 @@
         </w:tc>
         <w:tc>
           <w:tcPr>
-            <w:tcW w:type="dxa" w:w="1080"/>
+            <w:tcW w:type="dxa" w:w="1530"/>
+          </w:tcPr>
+          <w:p>
+            <w:r>
+              <w:t>10C</w:t>
+              <w:br/>
+              <w:t>PHYSICS</w:t>
+            </w:r>
+          </w:p>
+        </w:tc>
+        <w:tc>
+          <w:tcPr>
+            <w:tcW w:type="dxa" w:w="1530"/>
+          </w:tcPr>
+          <w:p>
+            <w:r>
+              <w:t>9:50-10:25</w:t>
+            </w:r>
+          </w:p>
+        </w:tc>
+      </w:tr>
+      <w:tr>
+        <w:tc>
+          <w:tcPr>
+            <w:tcW w:type="dxa" w:w="1530"/>
+          </w:tcPr>
+          <w:p>
+            <w:r>
+              <w:t>Lunch</w:t>
+            </w:r>
+          </w:p>
+        </w:tc>
+        <w:tc>
+          <w:tcPr>
+            <w:tcW w:type="dxa" w:w="1530"/>
+          </w:tcPr>
+          <w:p>
+            <w:r>
+              <w:t>10:50-11:20</w:t>
+            </w:r>
+          </w:p>
+        </w:tc>
+        <w:tc>
+          <w:tcPr>
+            <w:tcW w:type="dxa" w:w="1530"/>
+          </w:tcPr>
+          <w:p>
+            <w:r/>
+          </w:p>
+        </w:tc>
+        <w:tc>
+          <w:tcPr>
+            <w:tcW w:type="dxa" w:w="1530"/>
+          </w:tcPr>
+          <w:p>
+            <w:r/>
+          </w:p>
+        </w:tc>
+        <w:tc>
+          <w:tcPr>
+            <w:tcW w:type="dxa" w:w="1530"/>
+          </w:tcPr>
+          <w:p>
+            <w:r/>
+          </w:p>
+        </w:tc>
+        <w:tc>
+          <w:tcPr>
+            <w:tcW w:type="dxa" w:w="1530"/>
+          </w:tcPr>
+          <w:p>
+            <w:r/>
+          </w:p>
+        </w:tc>
+        <w:tc>
+          <w:tcPr>
+            <w:tcW w:type="dxa" w:w="1530"/>
+          </w:tcPr>
+          <w:p>
+            <w:r/>
+          </w:p>
+        </w:tc>
+        <w:tc>
+          <w:tcPr>
+            <w:tcW w:type="dxa" w:w="1530"/>
+          </w:tcPr>
+          <w:p>
+            <w:r>
+              <w:t>10:25-10:55</w:t>
+            </w:r>
+          </w:p>
+        </w:tc>
+      </w:tr>
+      <w:tr>
+        <w:tc>
+          <w:tcPr>
+            <w:tcW w:type="dxa" w:w="1530"/>
+          </w:tcPr>
+          <w:p>
+            <w:r>
+              <w:t>P5</w:t>
+            </w:r>
+          </w:p>
+        </w:tc>
+        <w:tc>
+          <w:tcPr>
+            <w:tcW w:type="dxa" w:w="1530"/>
+          </w:tcPr>
+          <w:p>
+            <w:r>
+              <w:t>11:20-12:00</w:t>
+            </w:r>
+          </w:p>
+        </w:tc>
+        <w:tc>
+          <w:tcPr>
+            <w:tcW w:type="dxa" w:w="1530"/>
+          </w:tcPr>
+          <w:p>
+            <w:r/>
+          </w:p>
+        </w:tc>
+        <w:tc>
+          <w:tcPr>
+            <w:tcW w:type="dxa" w:w="1530"/>
+          </w:tcPr>
+          <w:p>
+            <w:r>
+              <w:t>10C</w:t>
+              <w:br/>
+              <w:t>PHYSICS</w:t>
+            </w:r>
+          </w:p>
+        </w:tc>
+        <w:tc>
+          <w:tcPr>
+            <w:tcW w:type="dxa" w:w="1530"/>
+          </w:tcPr>
+          <w:p>
+            <w:r/>
+          </w:p>
+        </w:tc>
+        <w:tc>
+          <w:tcPr>
+            <w:tcW w:type="dxa" w:w="1530"/>
           </w:tcPr>
           <w:p>
             <w:r>
@@ -344,7 +608,87 @@
         </w:tc>
         <w:tc>
           <w:tcPr>
-            <w:tcW w:type="dxa" w:w="1080"/>
+            <w:tcW w:type="dxa" w:w="1530"/>
+          </w:tcPr>
+          <w:p>
+            <w:r>
+              <w:t>9A</w:t>
+              <w:br/>
+              <w:t>PHYSICS</w:t>
+            </w:r>
+          </w:p>
+        </w:tc>
+        <w:tc>
+          <w:tcPr>
+            <w:tcW w:type="dxa" w:w="1530"/>
+          </w:tcPr>
+          <w:p>
+            <w:r>
+              <w:t>10:55-11:35</w:t>
+            </w:r>
+          </w:p>
+        </w:tc>
+      </w:tr>
+      <w:tr>
+        <w:tc>
+          <w:tcPr>
+            <w:tcW w:type="dxa" w:w="1530"/>
+          </w:tcPr>
+          <w:p>
+            <w:r>
+              <w:t>P6</w:t>
+            </w:r>
+          </w:p>
+        </w:tc>
+        <w:tc>
+          <w:tcPr>
+            <w:tcW w:type="dxa" w:w="1530"/>
+          </w:tcPr>
+          <w:p>
+            <w:r>
+              <w:t>12:00-12:40</w:t>
+            </w:r>
+          </w:p>
+        </w:tc>
+        <w:tc>
+          <w:tcPr>
+            <w:tcW w:type="dxa" w:w="1530"/>
+          </w:tcPr>
+          <w:p>
+            <w:r>
+              <w:t>10A</w:t>
+              <w:br/>
+              <w:t>PHYSICS</w:t>
+            </w:r>
+          </w:p>
+        </w:tc>
+        <w:tc>
+          <w:tcPr>
+            <w:tcW w:type="dxa" w:w="1530"/>
+          </w:tcPr>
+          <w:p>
+            <w:r>
+              <w:t>10A</w:t>
+              <w:br/>
+              <w:t>PHYSICS</w:t>
+            </w:r>
+          </w:p>
+        </w:tc>
+        <w:tc>
+          <w:tcPr>
+            <w:tcW w:type="dxa" w:w="1530"/>
+          </w:tcPr>
+          <w:p>
+            <w:r>
+              <w:t>10A</w:t>
+              <w:br/>
+              <w:t>PHYSICS</w:t>
+            </w:r>
+          </w:p>
+        </w:tc>
+        <w:tc>
+          <w:tcPr>
+            <w:tcW w:type="dxa" w:w="1530"/>
           </w:tcPr>
           <w:p>
             <w:r>
@@ -356,11 +700,23 @@
         </w:tc>
         <w:tc>
           <w:tcPr>
-            <w:tcW w:type="dxa" w:w="1080"/>
+            <w:tcW w:type="dxa" w:w="1530"/>
           </w:tcPr>
           <w:p>
             <w:r>
-              <w:t>9:15-9:50</w:t>
+              <w:t>9A</w:t>
+              <w:br/>
+              <w:t>PHYSICS</w:t>
+            </w:r>
+          </w:p>
+        </w:tc>
+        <w:tc>
+          <w:tcPr>
+            <w:tcW w:type="dxa" w:w="1530"/>
+          </w:tcPr>
+          <w:p>
+            <w:r>
+              <w:t>11:35-12:15</w:t>
             </w:r>
           </w:p>
         </w:tc>
@@ -368,27 +724,137 @@
       <w:tr>
         <w:tc>
           <w:tcPr>
-            <w:tcW w:type="dxa" w:w="1080"/>
+            <w:tcW w:type="dxa" w:w="1530"/>
           </w:tcPr>
           <w:p>
             <w:r>
-              <w:t>P4</w:t>
+              <w:t>P7</w:t>
             </w:r>
           </w:p>
         </w:tc>
         <w:tc>
           <w:tcPr>
-            <w:tcW w:type="dxa" w:w="1080"/>
+            <w:tcW w:type="dxa" w:w="1530"/>
           </w:tcPr>
           <w:p>
             <w:r>
-              <w:t>10:10-10:50</w:t>
+              <w:t>12:40-1:20</w:t>
             </w:r>
           </w:p>
         </w:tc>
         <w:tc>
           <w:tcPr>
-            <w:tcW w:type="dxa" w:w="1080"/>
+            <w:tcW w:type="dxa" w:w="1530"/>
+          </w:tcPr>
+          <w:p>
+            <w:r/>
+          </w:p>
+        </w:tc>
+        <w:tc>
+          <w:tcPr>
+            <w:tcW w:type="dxa" w:w="1530"/>
+          </w:tcPr>
+          <w:p>
+            <w:r/>
+          </w:p>
+        </w:tc>
+        <w:tc>
+          <w:tcPr>
+            <w:tcW w:type="dxa" w:w="1530"/>
+          </w:tcPr>
+          <w:p>
+            <w:r>
+              <w:t>9C</w:t>
+              <w:br/>
+              <w:t>PHYSICS</w:t>
+            </w:r>
+          </w:p>
+        </w:tc>
+        <w:tc>
+          <w:tcPr>
+            <w:tcW w:type="dxa" w:w="1530"/>
+          </w:tcPr>
+          <w:p>
+            <w:r/>
+          </w:p>
+        </w:tc>
+        <w:tc>
+          <w:tcPr>
+            <w:tcW w:type="dxa" w:w="1530"/>
+          </w:tcPr>
+          <w:p>
+            <w:r/>
+          </w:p>
+        </w:tc>
+        <w:tc>
+          <w:tcPr>
+            <w:tcW w:type="dxa" w:w="1530"/>
+          </w:tcPr>
+          <w:p>
+            <w:r/>
+          </w:p>
+        </w:tc>
+      </w:tr>
+      <w:tr>
+        <w:tc>
+          <w:tcPr>
+            <w:tcW w:type="dxa" w:w="1530"/>
+          </w:tcPr>
+          <w:p>
+            <w:r>
+              <w:t>P8</w:t>
+            </w:r>
+          </w:p>
+        </w:tc>
+        <w:tc>
+          <w:tcPr>
+            <w:tcW w:type="dxa" w:w="1530"/>
+          </w:tcPr>
+          <w:p>
+            <w:r>
+              <w:t>1:20-2:00</w:t>
+            </w:r>
+          </w:p>
+        </w:tc>
+        <w:tc>
+          <w:tcPr>
+            <w:tcW w:type="dxa" w:w="1530"/>
+          </w:tcPr>
+          <w:p>
+            <w:r>
+              <w:t>10C</w:t>
+              <w:br/>
+              <w:t>PHYSICS</w:t>
+            </w:r>
+          </w:p>
+        </w:tc>
+        <w:tc>
+          <w:tcPr>
+            <w:tcW w:type="dxa" w:w="1530"/>
+          </w:tcPr>
+          <w:p>
+            <w:r>
+              <w:t>9A</w:t>
+              <w:br/>
+              <w:t>PHYSICS</w:t>
+            </w:r>
+          </w:p>
+        </w:tc>
+        <w:tc>
+          <w:tcPr>
+            <w:tcW w:type="dxa" w:w="1530"/>
+          </w:tcPr>
+          <w:p>
+            <w:r>
+              <w:t>9C</w:t>
+              <w:br/>
+              <w:t>PHYSICS</w:t>
+            </w:r>
+          </w:p>
+        </w:tc>
+        <w:tc>
+          <w:tcPr>
+            <w:tcW w:type="dxa" w:w="1530"/>
           </w:tcPr>
           <w:p>
             <w:r>
@@ -400,43 +866,7 @@
         </w:tc>
         <w:tc>
           <w:tcPr>
-            <w:tcW w:type="dxa" w:w="1080"/>
-          </w:tcPr>
-          <w:p>
-            <w:r>
-              <w:t>10A</w:t>
-              <w:br/>
-              <w:t>PHYSICS</w:t>
-            </w:r>
-          </w:p>
-        </w:tc>
-        <w:tc>
-          <w:tcPr>
-            <w:tcW w:type="dxa" w:w="1080"/>
-          </w:tcPr>
-          <w:p>
-            <w:r>
-              <w:t>10A</w:t>
-              <w:br/>
-              <w:t>PHYSICS</w:t>
-            </w:r>
-          </w:p>
-        </w:tc>
-        <w:tc>
-          <w:tcPr>
-            <w:tcW w:type="dxa" w:w="1080"/>
-          </w:tcPr>
-          <w:p>
-            <w:r>
-              <w:t>9A</w:t>
-              <w:br/>
-              <w:t>PHYSICS</w:t>
-            </w:r>
-          </w:p>
-        </w:tc>
-        <w:tc>
-          <w:tcPr>
-            <w:tcW w:type="dxa" w:w="1080"/>
+            <w:tcW w:type="dxa" w:w="1530"/>
           </w:tcPr>
           <w:p>
             <w:r/>
@@ -444,415 +874,7 @@
         </w:tc>
         <w:tc>
           <w:tcPr>
-            <w:tcW w:type="dxa" w:w="1080"/>
-          </w:tcPr>
-          <w:p>
-            <w:r>
-              <w:t>9:50-10:25</w:t>
-            </w:r>
-          </w:p>
-        </w:tc>
-      </w:tr>
-      <w:tr>
-        <w:tc>
-          <w:tcPr>
-            <w:tcW w:type="dxa" w:w="1080"/>
-          </w:tcPr>
-          <w:p>
-            <w:r>
-              <w:t>P5</w:t>
-            </w:r>
-          </w:p>
-        </w:tc>
-        <w:tc>
-          <w:tcPr>
-            <w:tcW w:type="dxa" w:w="1080"/>
-          </w:tcPr>
-          <w:p>
-            <w:r>
-              <w:t>10:50-11:30</w:t>
-            </w:r>
-          </w:p>
-        </w:tc>
-        <w:tc>
-          <w:tcPr>
-            <w:tcW w:type="dxa" w:w="1080"/>
-          </w:tcPr>
-          <w:p>
-            <w:r/>
-          </w:p>
-        </w:tc>
-        <w:tc>
-          <w:tcPr>
-            <w:tcW w:type="dxa" w:w="1080"/>
-          </w:tcPr>
-          <w:p>
-            <w:r>
-              <w:t>9A</w:t>
-              <w:br/>
-              <w:t>PHYSICS</w:t>
-            </w:r>
-          </w:p>
-        </w:tc>
-        <w:tc>
-          <w:tcPr>
-            <w:tcW w:type="dxa" w:w="1080"/>
-          </w:tcPr>
-          <w:p>
-            <w:r>
-              <w:t>9C</w:t>
-              <w:br/>
-              <w:t>PHYSICS</w:t>
-            </w:r>
-          </w:p>
-        </w:tc>
-        <w:tc>
-          <w:tcPr>
-            <w:tcW w:type="dxa" w:w="1080"/>
-          </w:tcPr>
-          <w:p>
-            <w:r/>
-          </w:p>
-        </w:tc>
-        <w:tc>
-          <w:tcPr>
-            <w:tcW w:type="dxa" w:w="1080"/>
-          </w:tcPr>
-          <w:p>
-            <w:r>
-              <w:t>Lunch</w:t>
-            </w:r>
-          </w:p>
-        </w:tc>
-        <w:tc>
-          <w:tcPr>
-            <w:tcW w:type="dxa" w:w="1080"/>
-          </w:tcPr>
-          <w:p>
-            <w:r>
-              <w:t>10:55-11:35</w:t>
-            </w:r>
-          </w:p>
-        </w:tc>
-      </w:tr>
-      <w:tr>
-        <w:tc>
-          <w:tcPr>
-            <w:tcW w:type="dxa" w:w="1080"/>
-          </w:tcPr>
-          <w:p>
-            <w:r>
-              <w:t>Lunch</w:t>
-            </w:r>
-          </w:p>
-        </w:tc>
-        <w:tc>
-          <w:tcPr>
-            <w:tcW w:type="dxa" w:w="1080"/>
-          </w:tcPr>
-          <w:p>
-            <w:r>
-              <w:t>11:30-12:00</w:t>
-            </w:r>
-          </w:p>
-        </w:tc>
-        <w:tc>
-          <w:tcPr>
-            <w:tcW w:type="dxa" w:w="1080"/>
-          </w:tcPr>
-          <w:p>
-            <w:r/>
-          </w:p>
-        </w:tc>
-        <w:tc>
-          <w:tcPr>
-            <w:tcW w:type="dxa" w:w="1080"/>
-          </w:tcPr>
-          <w:p>
-            <w:r/>
-          </w:p>
-        </w:tc>
-        <w:tc>
-          <w:tcPr>
-            <w:tcW w:type="dxa" w:w="1080"/>
-          </w:tcPr>
-          <w:p>
-            <w:r/>
-          </w:p>
-        </w:tc>
-        <w:tc>
-          <w:tcPr>
-            <w:tcW w:type="dxa" w:w="1080"/>
-          </w:tcPr>
-          <w:p>
-            <w:r/>
-          </w:p>
-        </w:tc>
-        <w:tc>
-          <w:tcPr>
-            <w:tcW w:type="dxa" w:w="1080"/>
-          </w:tcPr>
-          <w:p>
-            <w:r/>
-          </w:p>
-        </w:tc>
-        <w:tc>
-          <w:tcPr>
-            <w:tcW w:type="dxa" w:w="1080"/>
-          </w:tcPr>
-          <w:p>
-            <w:r>
-              <w:t>10:25-10:55</w:t>
-            </w:r>
-          </w:p>
-        </w:tc>
-      </w:tr>
-      <w:tr>
-        <w:tc>
-          <w:tcPr>
-            <w:tcW w:type="dxa" w:w="1080"/>
-          </w:tcPr>
-          <w:p>
-            <w:r>
-              <w:t>P6</w:t>
-            </w:r>
-          </w:p>
-        </w:tc>
-        <w:tc>
-          <w:tcPr>
-            <w:tcW w:type="dxa" w:w="1080"/>
-          </w:tcPr>
-          <w:p>
-            <w:r>
-              <w:t>12:00-12:40</w:t>
-            </w:r>
-          </w:p>
-        </w:tc>
-        <w:tc>
-          <w:tcPr>
-            <w:tcW w:type="dxa" w:w="1080"/>
-          </w:tcPr>
-          <w:p>
-            <w:r>
-              <w:t>9A</w:t>
-              <w:br/>
-              <w:t>PHYSICS</w:t>
-            </w:r>
-          </w:p>
-        </w:tc>
-        <w:tc>
-          <w:tcPr>
-            <w:tcW w:type="dxa" w:w="1080"/>
-          </w:tcPr>
-          <w:p>
-            <w:r>
-              <w:t>10C</w:t>
-              <w:br/>
-              <w:t>PHYSICS</w:t>
-            </w:r>
-          </w:p>
-        </w:tc>
-        <w:tc>
-          <w:tcPr>
-            <w:tcW w:type="dxa" w:w="1080"/>
-          </w:tcPr>
-          <w:p>
-            <w:r/>
-          </w:p>
-        </w:tc>
-        <w:tc>
-          <w:tcPr>
-            <w:tcW w:type="dxa" w:w="1080"/>
-          </w:tcPr>
-          <w:p>
-            <w:r/>
-          </w:p>
-        </w:tc>
-        <w:tc>
-          <w:tcPr>
-            <w:tcW w:type="dxa" w:w="1080"/>
-          </w:tcPr>
-          <w:p>
-            <w:r/>
-          </w:p>
-        </w:tc>
-        <w:tc>
-          <w:tcPr>
-            <w:tcW w:type="dxa" w:w="1080"/>
-          </w:tcPr>
-          <w:p>
-            <w:r>
-              <w:t>11:35-12:15</w:t>
-            </w:r>
-          </w:p>
-        </w:tc>
-      </w:tr>
-      <w:tr>
-        <w:tc>
-          <w:tcPr>
-            <w:tcW w:type="dxa" w:w="1080"/>
-          </w:tcPr>
-          <w:p>
-            <w:r>
-              <w:t>P7</w:t>
-            </w:r>
-          </w:p>
-        </w:tc>
-        <w:tc>
-          <w:tcPr>
-            <w:tcW w:type="dxa" w:w="1080"/>
-          </w:tcPr>
-          <w:p>
-            <w:r>
-              <w:t>12:40-1:20</w:t>
-            </w:r>
-          </w:p>
-        </w:tc>
-        <w:tc>
-          <w:tcPr>
-            <w:tcW w:type="dxa" w:w="1080"/>
-          </w:tcPr>
-          <w:p>
-            <w:r>
-              <w:t>10C</w:t>
-              <w:br/>
-              <w:t>PHYSICS</w:t>
-            </w:r>
-          </w:p>
-        </w:tc>
-        <w:tc>
-          <w:tcPr>
-            <w:tcW w:type="dxa" w:w="1080"/>
-          </w:tcPr>
-          <w:p>
-            <w:r>
-              <w:t>9C</w:t>
-              <w:br/>
-              <w:t>PHYSICS</w:t>
-            </w:r>
-          </w:p>
-        </w:tc>
-        <w:tc>
-          <w:tcPr>
-            <w:tcW w:type="dxa" w:w="1080"/>
-          </w:tcPr>
-          <w:p>
-            <w:r>
-              <w:t>9A</w:t>
-              <w:br/>
-              <w:t>PHYSICS</w:t>
-            </w:r>
-          </w:p>
-        </w:tc>
-        <w:tc>
-          <w:tcPr>
-            <w:tcW w:type="dxa" w:w="1080"/>
-          </w:tcPr>
-          <w:p>
-            <w:r>
-              <w:t>10A</w:t>
-              <w:br/>
-              <w:t>PHYSICS</w:t>
-            </w:r>
-          </w:p>
-        </w:tc>
-        <w:tc>
-          <w:tcPr>
-            <w:tcW w:type="dxa" w:w="1080"/>
-          </w:tcPr>
-          <w:p>
-            <w:r/>
-          </w:p>
-        </w:tc>
-        <w:tc>
-          <w:tcPr>
-            <w:tcW w:type="dxa" w:w="1080"/>
-          </w:tcPr>
-          <w:p>
-            <w:r/>
-          </w:p>
-        </w:tc>
-      </w:tr>
-      <w:tr>
-        <w:tc>
-          <w:tcPr>
-            <w:tcW w:type="dxa" w:w="1080"/>
-          </w:tcPr>
-          <w:p>
-            <w:r>
-              <w:t>P8</w:t>
-            </w:r>
-          </w:p>
-        </w:tc>
-        <w:tc>
-          <w:tcPr>
-            <w:tcW w:type="dxa" w:w="1080"/>
-          </w:tcPr>
-          <w:p>
-            <w:r>
-              <w:t>1:20-2:00</w:t>
-            </w:r>
-          </w:p>
-        </w:tc>
-        <w:tc>
-          <w:tcPr>
-            <w:tcW w:type="dxa" w:w="1080"/>
-          </w:tcPr>
-          <w:p>
-            <w:r>
-              <w:t>10C</w:t>
-              <w:br/>
-              <w:t>PHYSICS</w:t>
-            </w:r>
-          </w:p>
-        </w:tc>
-        <w:tc>
-          <w:tcPr>
-            <w:tcW w:type="dxa" w:w="1080"/>
-          </w:tcPr>
-          <w:p>
-            <w:r>
-              <w:t>9C</w:t>
-              <w:br/>
-              <w:t>PHYSICS</w:t>
-            </w:r>
-          </w:p>
-        </w:tc>
-        <w:tc>
-          <w:tcPr>
-            <w:tcW w:type="dxa" w:w="1080"/>
-          </w:tcPr>
-          <w:p>
-            <w:r>
-              <w:t>9C</w:t>
-              <w:br/>
-              <w:t>PHYSICS</w:t>
-            </w:r>
-          </w:p>
-        </w:tc>
-        <w:tc>
-          <w:tcPr>
-            <w:tcW w:type="dxa" w:w="1080"/>
-          </w:tcPr>
-          <w:p>
-            <w:r>
-              <w:t>10C</w:t>
-              <w:br/>
-              <w:t>PHYSICS</w:t>
-            </w:r>
-          </w:p>
-        </w:tc>
-        <w:tc>
-          <w:tcPr>
-            <w:tcW w:type="dxa" w:w="1080"/>
-          </w:tcPr>
-          <w:p>
-            <w:r/>
-          </w:p>
-        </w:tc>
-        <w:tc>
-          <w:tcPr>
-            <w:tcW w:type="dxa" w:w="1080"/>
+            <w:tcW w:type="dxa" w:w="1530"/>
           </w:tcPr>
           <w:p>
             <w:r/>
@@ -861,7 +883,7 @@
       </w:tr>
     </w:tbl>
     <w:sectPr>
-      <w:pgSz w:w="12240" w:h="15840"/>
+      <w:pgSz w:w="15840" w:h="12240" w:orient="landscape"/>
       <w:pgMar w:top="1440" w:right="1800" w:bottom="1440" w:left="1800" w:header="720" w:footer="720" w:gutter="0"/>
       <w:cols w:space="720"/>
       <w:docGrid w:linePitch="360"/>

--- a/FARHANA ABBASI_timetable.docx
+++ b/FARHANA ABBASI_timetable.docx
@@ -271,11 +271,7 @@
             <w:tcW w:type="dxa" w:w="1530"/>
           </w:tcPr>
           <w:p>
-            <w:r>
-              <w:t>10C</w:t>
-              <w:br/>
-              <w:t>PHYSICS</w:t>
-            </w:r>
+            <w:r/>
           </w:p>
         </w:tc>
         <w:tc>
@@ -367,7 +363,11 @@
             <w:tcW w:type="dxa" w:w="1530"/>
           </w:tcPr>
           <w:p>
-            <w:r/>
+            <w:r>
+              <w:t>10C</w:t>
+              <w:br/>
+              <w:t>PHYSICS</w:t>
+            </w:r>
           </w:p>
         </w:tc>
         <w:tc>

--- a/FARHANA ABBASI_timetable.docx
+++ b/FARHANA ABBASI_timetable.docx
@@ -340,7 +340,7 @@
           </w:tcPr>
           <w:p>
             <w:r>
-              <w:t>9C</w:t>
+              <w:t>10A</w:t>
               <w:br/>
               <w:t>PHYSICS</w:t>
             </w:r>
@@ -667,11 +667,7 @@
             <w:tcW w:type="dxa" w:w="1530"/>
           </w:tcPr>
           <w:p>
-            <w:r>
-              <w:t>10A</w:t>
-              <w:br/>
-              <w:t>PHYSICS</w:t>
-            </w:r>
+            <w:r/>
           </w:p>
         </w:tc>
         <w:tc>

--- a/FARHANA ABBASI_timetable.docx
+++ b/FARHANA ABBASI_timetable.docx
@@ -667,7 +667,11 @@
             <w:tcW w:type="dxa" w:w="1530"/>
           </w:tcPr>
           <w:p>
-            <w:r/>
+            <w:r>
+              <w:t>9C</w:t>
+              <w:br/>
+              <w:t>PHYSICS</w:t>
+            </w:r>
           </w:p>
         </w:tc>
         <w:tc>

--- a/FARHANA ABBASI_timetable.docx
+++ b/FARHANA ABBASI_timetable.docx
@@ -211,7 +211,11 @@
             <w:tcW w:type="dxa" w:w="1530"/>
           </w:tcPr>
           <w:p>
-            <w:r/>
+            <w:r>
+              <w:t>9A</w:t>
+              <w:br/>
+              <w:t>PHYSICS</w:t>
+            </w:r>
           </w:p>
         </w:tc>
         <w:tc>
@@ -251,6 +255,14 @@
             <w:tcW w:type="dxa" w:w="1530"/>
           </w:tcPr>
           <w:p>
+            <w:r/>
+          </w:p>
+        </w:tc>
+        <w:tc>
+          <w:tcPr>
+            <w:tcW w:type="dxa" w:w="1530"/>
+          </w:tcPr>
+          <w:p>
             <w:r>
               <w:t>10B</w:t>
               <w:br/>
@@ -272,18 +284,6 @@
           </w:tcPr>
           <w:p>
             <w:r/>
-          </w:p>
-        </w:tc>
-        <w:tc>
-          <w:tcPr>
-            <w:tcW w:type="dxa" w:w="1530"/>
-          </w:tcPr>
-          <w:p>
-            <w:r>
-              <w:t>10C</w:t>
-              <w:br/>
-              <w:t>PHYSICS</w:t>
-            </w:r>
           </w:p>
         </w:tc>
         <w:tc>
@@ -331,6 +331,26 @@
             <w:tcW w:type="dxa" w:w="1530"/>
           </w:tcPr>
           <w:p>
+            <w:r>
+              <w:t>10E</w:t>
+              <w:br/>
+              <w:t>PHYSICS</w:t>
+            </w:r>
+          </w:p>
+        </w:tc>
+        <w:tc>
+          <w:tcPr>
+            <w:tcW w:type="dxa" w:w="1530"/>
+          </w:tcPr>
+          <w:p>
+            <w:r/>
+          </w:p>
+        </w:tc>
+        <w:tc>
+          <w:tcPr>
+            <w:tcW w:type="dxa" w:w="1530"/>
+          </w:tcPr>
+          <w:p>
             <w:r/>
           </w:p>
         </w:tc>
@@ -340,7 +360,7 @@
           </w:tcPr>
           <w:p>
             <w:r>
-              <w:t>10A</w:t>
+              <w:t>10E</w:t>
               <w:br/>
               <w:t>PHYSICS</w:t>
             </w:r>
@@ -352,30 +372,10 @@
           </w:tcPr>
           <w:p>
             <w:r>
-              <w:t>9A</w:t>
+              <w:t>10E</w:t>
               <w:br/>
               <w:t>PHYSICS</w:t>
             </w:r>
-          </w:p>
-        </w:tc>
-        <w:tc>
-          <w:tcPr>
-            <w:tcW w:type="dxa" w:w="1530"/>
-          </w:tcPr>
-          <w:p>
-            <w:r>
-              <w:t>10C</w:t>
-              <w:br/>
-              <w:t>PHYSICS</w:t>
-            </w:r>
-          </w:p>
-        </w:tc>
-        <w:tc>
-          <w:tcPr>
-            <w:tcW w:type="dxa" w:w="1530"/>
-          </w:tcPr>
-          <w:p>
-            <w:r/>
           </w:p>
         </w:tc>
         <w:tc>
@@ -428,7 +428,7 @@
           </w:tcPr>
           <w:p>
             <w:r>
-              <w:t>10A</w:t>
+              <w:t>9A</w:t>
               <w:br/>
               <w:t>PHYSICS</w:t>
             </w:r>
@@ -439,15 +439,11 @@
             <w:tcW w:type="dxa" w:w="1530"/>
           </w:tcPr>
           <w:p>
-            <w:r/>
-          </w:p>
-        </w:tc>
-        <w:tc>
-          <w:tcPr>
-            <w:tcW w:type="dxa" w:w="1530"/>
-          </w:tcPr>
-          <w:p>
-            <w:r/>
+            <w:r>
+              <w:t>10E</w:t>
+              <w:br/>
+              <w:t>PHYSICS</w:t>
+            </w:r>
           </w:p>
         </w:tc>
         <w:tc>
@@ -456,7 +452,19 @@
           </w:tcPr>
           <w:p>
             <w:r>
-              <w:t>10C</w:t>
+              <w:t>10E</w:t>
+              <w:br/>
+              <w:t>PHYSICS</w:t>
+            </w:r>
+          </w:p>
+        </w:tc>
+        <w:tc>
+          <w:tcPr>
+            <w:tcW w:type="dxa" w:w="1530"/>
+          </w:tcPr>
+          <w:p>
+            <w:r>
+              <w:t>9C</w:t>
               <w:br/>
               <w:t>PHYSICS</w:t>
             </w:r>
@@ -571,16 +579,8 @@
             <w:tcW w:type="dxa" w:w="1530"/>
           </w:tcPr>
           <w:p>
-            <w:r/>
-          </w:p>
-        </w:tc>
-        <w:tc>
-          <w:tcPr>
-            <w:tcW w:type="dxa" w:w="1530"/>
-          </w:tcPr>
-          <w:p>
             <w:r>
-              <w:t>10C</w:t>
+              <w:t>9A</w:t>
               <w:br/>
               <w:t>PHYSICS</w:t>
             </w:r>
@@ -591,7 +591,23 @@
             <w:tcW w:type="dxa" w:w="1530"/>
           </w:tcPr>
           <w:p>
-            <w:r/>
+            <w:r>
+              <w:t>10A</w:t>
+              <w:br/>
+              <w:t>PHYSICS</w:t>
+            </w:r>
+          </w:p>
+        </w:tc>
+        <w:tc>
+          <w:tcPr>
+            <w:tcW w:type="dxa" w:w="1530"/>
+          </w:tcPr>
+          <w:p>
+            <w:r>
+              <w:t>10A</w:t>
+              <w:br/>
+              <w:t>PHYSICS</w:t>
+            </w:r>
           </w:p>
         </w:tc>
         <w:tc>
@@ -611,11 +627,7 @@
             <w:tcW w:type="dxa" w:w="1530"/>
           </w:tcPr>
           <w:p>
-            <w:r>
-              <w:t>9A</w:t>
-              <w:br/>
-              <w:t>PHYSICS</w:t>
-            </w:r>
+            <w:r/>
           </w:p>
         </w:tc>
         <w:tc>
@@ -667,8 +679,16 @@
             <w:tcW w:type="dxa" w:w="1530"/>
           </w:tcPr>
           <w:p>
+            <w:r/>
+          </w:p>
+        </w:tc>
+        <w:tc>
+          <w:tcPr>
+            <w:tcW w:type="dxa" w:w="1530"/>
+          </w:tcPr>
+          <w:p>
             <w:r>
-              <w:t>9C</w:t>
+              <w:t>10A</w:t>
               <w:br/>
               <w:t>PHYSICS</w:t>
             </w:r>
@@ -691,23 +711,7 @@
             <w:tcW w:type="dxa" w:w="1530"/>
           </w:tcPr>
           <w:p>
-            <w:r>
-              <w:t>9C</w:t>
-              <w:br/>
-              <w:t>PHYSICS</w:t>
-            </w:r>
-          </w:p>
-        </w:tc>
-        <w:tc>
-          <w:tcPr>
-            <w:tcW w:type="dxa" w:w="1530"/>
-          </w:tcPr>
-          <w:p>
-            <w:r>
-              <w:t>9A</w:t>
-              <w:br/>
-              <w:t>PHYSICS</w:t>
-            </w:r>
+            <w:r/>
           </w:p>
         </w:tc>
         <w:tc>
@@ -747,7 +751,11 @@
             <w:tcW w:type="dxa" w:w="1530"/>
           </w:tcPr>
           <w:p>
-            <w:r/>
+            <w:r>
+              <w:t>9A</w:t>
+              <w:br/>
+              <w:t>PHYSICS</w:t>
+            </w:r>
           </w:p>
         </w:tc>
         <w:tc>
@@ -755,7 +763,11 @@
             <w:tcW w:type="dxa" w:w="1530"/>
           </w:tcPr>
           <w:p>
-            <w:r/>
+            <w:r>
+              <w:t>9C</w:t>
+              <w:br/>
+              <w:t>PHYSICS</w:t>
+            </w:r>
           </w:p>
         </w:tc>
         <w:tc>
@@ -821,23 +833,7 @@
             <w:tcW w:type="dxa" w:w="1530"/>
           </w:tcPr>
           <w:p>
-            <w:r>
-              <w:t>10C</w:t>
-              <w:br/>
-              <w:t>PHYSICS</w:t>
-            </w:r>
-          </w:p>
-        </w:tc>
-        <w:tc>
-          <w:tcPr>
-            <w:tcW w:type="dxa" w:w="1530"/>
-          </w:tcPr>
-          <w:p>
-            <w:r>
-              <w:t>9A</w:t>
-              <w:br/>
-              <w:t>PHYSICS</w:t>
-            </w:r>
+            <w:r/>
           </w:p>
         </w:tc>
         <w:tc>
@@ -857,11 +853,15 @@
             <w:tcW w:type="dxa" w:w="1530"/>
           </w:tcPr>
           <w:p>
-            <w:r>
-              <w:t>10A</w:t>
-              <w:br/>
-              <w:t>PHYSICS</w:t>
-            </w:r>
+            <w:r/>
+          </w:p>
+        </w:tc>
+        <w:tc>
+          <w:tcPr>
+            <w:tcW w:type="dxa" w:w="1530"/>
+          </w:tcPr>
+          <w:p>
+            <w:r/>
           </w:p>
         </w:tc>
         <w:tc>
